--- a/module-6/mod6.2flow-hughes.docx
+++ b/module-6/mod6.2flow-hughes.docx
@@ -4,11 +4,14 @@
   <w:body>
     <w:p>
       <w:r>
+        <w:rPr>
+          <w:noProof/>
+        </w:rPr>
         <w:drawing>
-          <wp:inline distT="0" distB="0" distL="0" distR="0" wp14:anchorId="09FA1047" wp14:editId="6FB96A2A">
-            <wp:extent cx="4829810" cy="9144000"/>
+          <wp:inline distT="0" distB="0" distL="0" distR="0" wp14:anchorId="77308052" wp14:editId="367AE3EC">
+            <wp:extent cx="6140450" cy="9488805"/>
             <wp:effectExtent l="0" t="0" r="0" b="0"/>
-            <wp:docPr id="1638461588" name="Picture 2"/>
+            <wp:docPr id="1353571815" name="Picture 1"/>
             <wp:cNvGraphicFramePr>
               <a:graphicFrameLocks xmlns:a="http://schemas.openxmlformats.org/drawingml/2006/main" noChangeAspect="1"/>
             </wp:cNvGraphicFramePr>
@@ -16,7 +19,7 @@
               <a:graphicData uri="http://schemas.openxmlformats.org/drawingml/2006/picture">
                 <pic:pic xmlns:pic="http://schemas.openxmlformats.org/drawingml/2006/picture">
                   <pic:nvPicPr>
-                    <pic:cNvPr id="0" name="Picture 2"/>
+                    <pic:cNvPr id="0" name="Picture 1"/>
                     <pic:cNvPicPr>
                       <a:picLocks noChangeAspect="1" noChangeArrowheads="1"/>
                     </pic:cNvPicPr>
@@ -37,7 +40,7 @@
                   <pic:spPr bwMode="auto">
                     <a:xfrm>
                       <a:off x="0" y="0"/>
-                      <a:ext cx="4829810" cy="9144000"/>
+                      <a:ext cx="6146955" cy="9498857"/>
                     </a:xfrm>
                     <a:prstGeom prst="rect">
                       <a:avLst/>
@@ -667,6 +670,7 @@
   <w:style w:type="character" w:default="1" w:styleId="DefaultParagraphFont">
     <w:name w:val="Default Paragraph Font"/>
     <w:uiPriority w:val="1"/>
+    <w:semiHidden/>
     <w:unhideWhenUsed/>
   </w:style>
   <w:style w:type="table" w:default="1" w:styleId="TableNormal">
